--- a/public/Timothy_McGuire_AI_Agentic_UX_Designer_2026.docx
+++ b/public/Timothy_McGuire_AI_Agentic_UX_Designer_2026.docx
@@ -40,7 +40,7 @@
         <w:spacing w:after="240"/>
         <w:jc w:val="center"/>
       </w:pPr>
-      <w:hyperlink w:history="1" r:id="rIdreptchzpsjzvqwwpiltg_">
+      <w:hyperlink w:history="1" r:id="rIdllp59sjfngev-qx_3kvfe">
         <w:r>
           <w:rPr>
             <w:rFonts w:ascii="Calibri" w:cs="Calibri" w:eastAsia="Calibri" w:hAnsi="Calibri"/>
@@ -61,7 +61,7 @@
         </w:rPr>
         <w:t xml:space="preserve">   |   </w:t>
       </w:r>
-      <w:hyperlink w:history="1" r:id="rIdy6c547i9l7qqlvnlbdnzt">
+      <w:hyperlink w:history="1" r:id="rIdpiyhnviffq63kxmybbgwi">
         <w:r>
           <w:rPr>
             <w:rFonts w:ascii="Calibri" w:cs="Calibri" w:eastAsia="Calibri" w:hAnsi="Calibri"/>
